--- a/docs/手机查看DOCX/08_软件实践3_期末要求对照检查表.docx
+++ b/docs/手机查看DOCX/08_软件实践3_期末要求对照检查表.docx
@@ -585,7 +585,7 @@
                 <w:b w:val="0"/>
                 <w:sz w:val="20"/>
               </w:rPr>
-              <w:t>docs/演示脚本.md、demo/江轩宇手机录屏演示流程.md</w:t>
+              <w:t>docs/期末现场演示讲稿.md、demo/江轩宇手机录屏演示流程.md</w:t>
             </w:r>
           </w:p>
         </w:tc>
@@ -619,7 +619,7 @@
                 <w:b w:val="0"/>
                 <w:sz w:val="20"/>
               </w:rPr>
-              <w:t>手机录屏建议控制在 6 至 8 分钟，避免现场无法演示。</w:t>
+              <w:t>PPT 汇报结束后再播放手机运行视频，整体节奏更清楚。</w:t>
             </w:r>
           </w:p>
         </w:tc>
@@ -848,7 +848,7 @@
                 <w:b w:val="0"/>
                 <w:sz w:val="20"/>
               </w:rPr>
-              <w:t>可安装或可演示成果</w:t>
+              <w:t>可安装运行成果</w:t>
             </w:r>
           </w:p>
         </w:tc>
@@ -923,7 +923,7 @@
           <w:rFonts w:ascii="Microsoft YaHei" w:hAnsi="Microsoft YaHei" w:eastAsia="Microsoft YaHei"/>
           <w:sz w:val="21"/>
         </w:rPr>
-        <w:t>SmartRead Agent V1.0 已覆盖《软件开发实践（三）》期末综合项目的核心要求。最终提交时建议使用本项目根目录下生成的 软件实践研发3期末大作业_SmartReadAgent_A03组_林立洲_江轩宇.zip，其中包含源码、APK、项目说明文档、PPT、截图、模型材料和演示脚本。</w:t>
+        <w:t>SmartRead Agent V1.0 已覆盖《软件开发实践（三）》期末综合项目的核心要求。最终提交时建议使用本项目根目录下生成的 软件实践研发3期末大作业_SmartReadAgent_A03组_林立洲_江轩宇.zip，其中包含源码、APK、项目说明文档、PPT、截图、模型材料和功能流程说明。</w:t>
       </w:r>
     </w:p>
     <w:sectPr>
